--- a/CorpFin/LL4554V Advanced Corporate Finance Syllabus.docx
+++ b/CorpFin/LL4554V Advanced Corporate Finance Syllabus.docx
@@ -46,7 +46,14 @@
           <w:rFonts w:ascii="Garamond" w:hAnsi="Garamond"/>
           <w:b/>
         </w:rPr>
-        <w:t>Corporate Finance, AY 2025-2026, Semester 2</w:t>
+        <w:t xml:space="preserve">Corporate Finance, </w:t>
+      </w:r>
+      <w:r>
+        <w:rPr>
+          <w:rFonts w:ascii="Garamond" w:hAnsi="Garamond"/>
+          <w:b/>
+        </w:rPr>
+        <w:t xml:space="preserve">AY 2026-2027, Semester 1</w:t>
       </w:r>
     </w:p>
     <w:p>
@@ -2729,6 +2736,25 @@
               <w:t>Corporate Control (M&amp;A)</w:t>
             </w:r>
           </w:p>
+          <w:p>
+            <w:pPr>
+              <w:rPr>
+                <w:rFonts w:ascii="Garamond" w:hAnsi="Garamond"/>
+                <w:bCs/>
+                <w:sz w:val="20"/>
+                <w:szCs w:val="20"/>
+              </w:rPr>
+            </w:pPr>
+            <w:r>
+              <w:rPr>
+                <w:rFonts w:ascii="Garamond" w:hAnsi="Garamond"/>
+                <w:bCs/>
+                <w:sz w:val="20"/>
+                <w:szCs w:val="20"/>
+              </w:rPr>
+              <w:t>(non-examinable)</w:t>
+            </w:r>
+          </w:p>
         </w:tc>
         <w:tc>
           <w:tcPr>
@@ -2752,6 +2778,15 @@
                 <w:szCs w:val="20"/>
               </w:rPr>
               <w:t>Ch 32: Mergers</w:t>
+            </w:r>
+            <w:r>
+              <w:rPr>
+                <w:rFonts w:ascii="Garamond" w:hAnsi="Garamond"/>
+                <w:bCs/>
+                <w:sz w:val="20"/>
+                <w:szCs w:val="20"/>
+              </w:rPr>
+              <w:t xml:space="preserve"> (non-examinable)</w:t>
             </w:r>
           </w:p>
         </w:tc>
@@ -2776,6 +2811,25 @@
                 <w:sz w:val="20"/>
                 <w:szCs w:val="20"/>
               </w:rPr>
+              <w:t>(Non-examinable)</w:t>
+            </w:r>
+          </w:p>
+          <w:p>
+            <w:pPr>
+              <w:rPr>
+                <w:rFonts w:ascii="Garamond" w:hAnsi="Garamond"/>
+                <w:bCs/>
+                <w:sz w:val="20"/>
+                <w:szCs w:val="20"/>
+              </w:rPr>
+            </w:pPr>
+            <w:r>
+              <w:rPr>
+                <w:rFonts w:ascii="Garamond" w:hAnsi="Garamond"/>
+                <w:bCs/>
+                <w:sz w:val="20"/>
+                <w:szCs w:val="20"/>
+              </w:rPr>
               <w:t>Ch 32 Q 6, 7, 8, 10.</w:t>
             </w:r>
           </w:p>
@@ -2847,16 +2901,6 @@
         </w:tc>
       </w:tr>
     </w:tbl>
-    <w:p>
-      <w:pPr>
-        <w:rPr>
-          <w:rFonts w:ascii="Garamond" w:hAnsi="Garamond"/>
-          <w:b/>
-          <w:sz w:val="20"/>
-          <w:szCs w:val="20"/>
-        </w:rPr>
-      </w:pPr>
-    </w:p>
     <w:p>
       <w:pPr>
         <w:rPr>
